--- a/lessons/5-2/downloads/reveal/teacher/5.2-session-2-prerequisite-practice-a.docx
+++ b/lessons/5-2/downloads/reveal/teacher/5.2-session-2-prerequisite-practice-a.docx
@@ -15,10 +15,28 @@
         <w:rPr>
           <w:rFonts w:ascii="Avenir Next" w:hAnsi="Avenir Next" w:cs="Avenir Next" w:eastAsia="Avenir Next"/>
           <w:color w:val="1A1A1A"/>
+          <w:sz w:val="22"/>
+          <w:szCs w:val="20"/>
+        </w:rPr>
+        <w:t xml:space="preserve">Name</w:t>
+      </w:r>
+      <w:r>
+        <w:rPr>
+          <w:rFonts w:ascii="Avenir Next" w:hAnsi="Avenir Next" w:cs="Avenir Next" w:eastAsia="Avenir Next"/>
+          <w:color w:val="1A1A1A"/>
           <w:sz w:val="20"/>
           <w:szCs w:val="20"/>
         </w:rPr>
-        <w:t xml:space="preserve">Name</w:t>
+        <w:tab/>
+      </w:r>
+      <w:r>
+        <w:rPr>
+          <w:rFonts w:ascii="Avenir Next" w:hAnsi="Avenir Next" w:cs="Avenir Next" w:eastAsia="Avenir Next"/>
+          <w:color w:val="1A1A1A"/>
+          <w:sz w:val="22"/>
+          <w:szCs w:val="20"/>
+        </w:rPr>
+        <w:t xml:space="preserve">   Date</w:t>
       </w:r>
       <w:r>
         <w:rPr>
@@ -33,25 +51,7 @@
         <w:rPr>
           <w:rFonts w:ascii="Avenir Next" w:hAnsi="Avenir Next" w:cs="Avenir Next" w:eastAsia="Avenir Next"/>
           <w:color w:val="1A1A1A"/>
-          <w:sz w:val="20"/>
-          <w:szCs w:val="20"/>
-        </w:rPr>
-        <w:t xml:space="preserve">   Date</w:t>
-      </w:r>
-      <w:r>
-        <w:rPr>
-          <w:rFonts w:ascii="Avenir Next" w:hAnsi="Avenir Next" w:cs="Avenir Next" w:eastAsia="Avenir Next"/>
-          <w:color w:val="1A1A1A"/>
-          <w:sz w:val="20"/>
-          <w:szCs w:val="20"/>
-        </w:rPr>
-        <w:tab/>
-      </w:r>
-      <w:r>
-        <w:rPr>
-          <w:rFonts w:ascii="Avenir Next" w:hAnsi="Avenir Next" w:cs="Avenir Next" w:eastAsia="Avenir Next"/>
-          <w:color w:val="1A1A1A"/>
-          <w:sz w:val="20"/>
+          <w:sz w:val="22"/>
           <w:szCs w:val="20"/>
         </w:rPr>
         <w:t xml:space="preserve">   Period</w:t>
@@ -78,7 +78,7 @@
           <w:caps/>
           <w:color w:val="003A70"/>
           <w:spacing w:val="12"/>
-          <w:sz w:val="19"/>
+          <w:sz w:val="22"/>
           <w:szCs w:val="19"/>
         </w:rPr>
         <w:t xml:space="preserve">Lesson 5-2  ·  Session 2  ·  Prerequisite Practice A  ·  Skill 1 of 2</w:t>
@@ -86,6 +86,7 @@
     </w:p>
     <w:p>
       <w:pPr>
+        <w:pStyle w:val="Heading1"/>
         <w:keepNext/>
         <w:spacing w:before="0" w:after="10" w:line="240" w:lineRule="auto"/>
       </w:pPr>
@@ -111,7 +112,7 @@
         <w:rPr>
           <w:rFonts w:ascii="Avenir Next" w:hAnsi="Avenir Next" w:cs="Avenir Next" w:eastAsia="Avenir Next"/>
           <w:color w:val="5A5F66"/>
-          <w:sz w:val="17"/>
+          <w:sz w:val="22"/>
           <w:szCs w:val="17"/>
         </w:rPr>
         <w:t xml:space="preserve">Builds on Grade 5 · 5.NBT.B.6</w:t>
@@ -154,6 +155,7 @@
           </w:tcPr>
           <w:p>
             <w:pPr>
+              <w:pStyle w:val="Heading2"/>
               <w:spacing w:before="0" w:after="0" w:line="252" w:lineRule="auto"/>
             </w:pPr>
             <w:r>
@@ -183,7 +185,7 @@
               <w:rPr>
                 <w:rFonts w:ascii="Avenir Next" w:hAnsi="Avenir Next" w:cs="Avenir Next" w:eastAsia="Avenir Next"/>
                 <w:color w:val="1A1A1A"/>
-                <w:sz w:val="20"/>
+                <w:sz w:val="22"/>
                 <w:szCs w:val="20"/>
               </w:rPr>
               <w:t xml:space="preserve">You will divide 252 ÷ 18 to find a missing base.</w:t>
@@ -203,6 +205,7 @@
           </w:tcPr>
           <w:p>
             <w:pPr>
+              <w:pStyle w:val="Heading2"/>
               <w:spacing w:before="0" w:after="0" w:line="252" w:lineRule="auto"/>
             </w:pPr>
             <w:r>
@@ -232,7 +235,7 @@
               <w:rPr>
                 <w:rFonts w:ascii="Avenir Next" w:hAnsi="Avenir Next" w:cs="Avenir Next" w:eastAsia="Avenir Next"/>
                 <w:color w:val="1A1A1A"/>
-                <w:sz w:val="20"/>
+                <w:sz w:val="22"/>
                 <w:szCs w:val="20"/>
               </w:rPr>
               <w:t xml:space="preserve">Divide by a two-digit number, like 252 ÷ 18.  </w:t>
@@ -242,7 +245,7 @@
                 <w:rFonts w:ascii="Avenir Next" w:hAnsi="Avenir Next" w:cs="Avenir Next" w:eastAsia="Avenir Next"/>
                 <w:b/>
                 <w:color w:val="1A1A1A"/>
-                <w:sz w:val="20"/>
+                <w:sz w:val="22"/>
                 <w:szCs w:val="20"/>
               </w:rPr>
               <w:t xml:space="preserve">You will use it in Practice Form A, problems 2 and 4.</w:t>
@@ -253,6 +256,7 @@
     </w:tbl>
     <w:p>
       <w:pPr>
+        <w:pStyle w:val="Heading2"/>
         <w:keepNext/>
         <w:pBdr>
           <w:bottom w:val="single" w:sz="8" w:space="3" w:color="003A70"/>
@@ -268,7 +272,7 @@
           <w:b/>
           <w:color w:val="003A70"/>
           <w:spacing w:val="14"/>
-          <w:sz w:val="19"/>
+          <w:sz w:val="22"/>
           <w:szCs w:val="19"/>
         </w:rPr>
         <w:t xml:space="preserve">STEPS TO FOLLOW</w:t>
@@ -287,7 +291,7 @@
           <w:rFonts w:ascii="Avenir Next" w:hAnsi="Avenir Next" w:cs="Avenir Next" w:eastAsia="Avenir Next"/>
           <w:i/>
           <w:color w:val="5A5F66"/>
-          <w:sz w:val="17"/>
+          <w:sz w:val="22"/>
           <w:szCs w:val="17"/>
         </w:rPr>
         <w:t xml:space="preserve">use these same steps on every problem</w:t>
@@ -329,6 +333,7 @@
           </w:tcPr>
           <w:p>
             <w:pPr>
+              <w:pStyle w:val="Heading1"/>
               <w:spacing w:before="0" w:after="0" w:line="240" w:lineRule="auto"/>
               <w:jc w:val="center"/>
             </w:pPr>
@@ -358,7 +363,7 @@
                 <w:rFonts w:ascii="Avenir Next" w:hAnsi="Avenir Next" w:cs="Avenir Next" w:eastAsia="Avenir Next"/>
                 <w:b/>
                 <w:color w:val="1A1A1A"/>
-                <w:sz w:val="21"/>
+                <w:sz w:val="22"/>
                 <w:szCs w:val="21"/>
               </w:rPr>
               <w:t xml:space="preserve">Divide</w:t>
@@ -367,7 +372,7 @@
               <w:rPr>
                 <w:rFonts w:ascii="Avenir Next" w:hAnsi="Avenir Next" w:cs="Avenir Next" w:eastAsia="Avenir Next"/>
                 <w:color w:val="1A1A1A"/>
-                <w:sz w:val="21"/>
+                <w:sz w:val="22"/>
                 <w:szCs w:val="21"/>
               </w:rPr>
               <w:t xml:space="preserve">: how many times does the divisor fit the first digits?</w:t>
@@ -386,6 +391,7 @@
           </w:tcPr>
           <w:p>
             <w:pPr>
+              <w:pStyle w:val="Heading1"/>
               <w:spacing w:before="0" w:after="0" w:line="240" w:lineRule="auto"/>
               <w:jc w:val="center"/>
             </w:pPr>
@@ -415,7 +421,7 @@
                 <w:rFonts w:ascii="Avenir Next" w:hAnsi="Avenir Next" w:cs="Avenir Next" w:eastAsia="Avenir Next"/>
                 <w:b/>
                 <w:color w:val="1A1A1A"/>
-                <w:sz w:val="21"/>
+                <w:sz w:val="22"/>
                 <w:szCs w:val="21"/>
               </w:rPr>
               <w:t xml:space="preserve">Multiply</w:t>
@@ -424,7 +430,7 @@
               <w:rPr>
                 <w:rFonts w:ascii="Avenir Next" w:hAnsi="Avenir Next" w:cs="Avenir Next" w:eastAsia="Avenir Next"/>
                 <w:color w:val="1A1A1A"/>
-                <w:sz w:val="21"/>
+                <w:sz w:val="22"/>
                 <w:szCs w:val="21"/>
               </w:rPr>
               <w:t xml:space="preserve"> that, then </w:t>
@@ -434,7 +440,7 @@
                 <w:rFonts w:ascii="Avenir Next" w:hAnsi="Avenir Next" w:cs="Avenir Next" w:eastAsia="Avenir Next"/>
                 <w:b/>
                 <w:color w:val="1A1A1A"/>
-                <w:sz w:val="21"/>
+                <w:sz w:val="22"/>
                 <w:szCs w:val="21"/>
               </w:rPr>
               <w:t xml:space="preserve">subtract</w:t>
@@ -443,7 +449,7 @@
               <w:rPr>
                 <w:rFonts w:ascii="Avenir Next" w:hAnsi="Avenir Next" w:cs="Avenir Next" w:eastAsia="Avenir Next"/>
                 <w:color w:val="1A1A1A"/>
-                <w:sz w:val="21"/>
+                <w:sz w:val="22"/>
                 <w:szCs w:val="21"/>
               </w:rPr>
               <w:t xml:space="preserve">.</w:t>
@@ -462,6 +468,7 @@
           </w:tcPr>
           <w:p>
             <w:pPr>
+              <w:pStyle w:val="Heading1"/>
               <w:spacing w:before="0" w:after="0" w:line="240" w:lineRule="auto"/>
               <w:jc w:val="center"/>
             </w:pPr>
@@ -491,7 +498,7 @@
                 <w:rFonts w:ascii="Avenir Next" w:hAnsi="Avenir Next" w:cs="Avenir Next" w:eastAsia="Avenir Next"/>
                 <w:b/>
                 <w:color w:val="1A1A1A"/>
-                <w:sz w:val="21"/>
+                <w:sz w:val="22"/>
                 <w:szCs w:val="21"/>
               </w:rPr>
               <w:t xml:space="preserve">Bring down</w:t>
@@ -500,7 +507,7 @@
               <w:rPr>
                 <w:rFonts w:ascii="Avenir Next" w:hAnsi="Avenir Next" w:cs="Avenir Next" w:eastAsia="Avenir Next"/>
                 <w:color w:val="1A1A1A"/>
-                <w:sz w:val="21"/>
+                <w:sz w:val="22"/>
                 <w:szCs w:val="21"/>
               </w:rPr>
               <w:t xml:space="preserve"> the next digit. Repeat steps 1 and 2.</w:t>
@@ -511,6 +518,7 @@
     </w:tbl>
     <w:p>
       <w:pPr>
+        <w:pStyle w:val="Heading2"/>
         <w:keepNext/>
         <w:pBdr>
           <w:bottom w:val="single" w:sz="8" w:space="3" w:color="003A70"/>
@@ -526,7 +534,7 @@
           <w:b/>
           <w:color w:val="003A70"/>
           <w:spacing w:val="14"/>
-          <w:sz w:val="19"/>
+          <w:sz w:val="22"/>
           <w:szCs w:val="19"/>
         </w:rPr>
         <w:t xml:space="preserve">WATCH ME</w:t>
@@ -545,7 +553,7 @@
           <w:rFonts w:ascii="Avenir Next" w:hAnsi="Avenir Next" w:cs="Avenir Next" w:eastAsia="Avenir Next"/>
           <w:i/>
           <w:color w:val="5A5F66"/>
-          <w:sz w:val="17"/>
+          <w:sz w:val="22"/>
           <w:szCs w:val="17"/>
         </w:rPr>
         <w:t xml:space="preserve">the steps in action</w:t>
@@ -560,7 +568,7 @@
           <w:rFonts w:ascii="Avenir Next" w:hAnsi="Avenir Next" w:cs="Avenir Next" w:eastAsia="Avenir Next"/>
           <w:b/>
           <w:color w:val="1A1A1A"/>
-          <w:sz w:val="21"/>
+          <w:sz w:val="22"/>
           <w:szCs w:val="21"/>
         </w:rPr>
         <w:t xml:space="preserve">Find 784 ÷ 28.</w:t>
@@ -579,25 +587,25 @@
           <w:rFonts w:ascii="Avenir Next" w:hAnsi="Avenir Next" w:cs="Avenir Next" w:eastAsia="Avenir Next"/>
           <w:b/>
           <w:color w:val="003A70"/>
+          <w:sz w:val="22"/>
+          <w:szCs w:val="19"/>
+        </w:rPr>
+        <w:t xml:space="preserve">Step 1</w:t>
+      </w:r>
+      <w:r>
+        <w:rPr>
+          <w:rFonts w:ascii="Avenir Next" w:hAnsi="Avenir Next" w:cs="Avenir Next" w:eastAsia="Avenir Next"/>
+          <w:color w:val="1A1A1A"/>
           <w:sz w:val="19"/>
           <w:szCs w:val="19"/>
         </w:rPr>
-        <w:t xml:space="preserve">Step 1</w:t>
-      </w:r>
-      <w:r>
-        <w:rPr>
-          <w:rFonts w:ascii="Avenir Next" w:hAnsi="Avenir Next" w:cs="Avenir Next" w:eastAsia="Avenir Next"/>
-          <w:color w:val="1A1A1A"/>
-          <w:sz w:val="19"/>
-          <w:szCs w:val="19"/>
-        </w:rPr>
         <w:tab/>
       </w:r>
       <w:r>
         <w:rPr>
           <w:rFonts w:ascii="Avenir Next" w:hAnsi="Avenir Next" w:cs="Avenir Next" w:eastAsia="Avenir Next"/>
           <w:color w:val="1A1A1A"/>
-          <w:sz w:val="21"/>
+          <w:sz w:val="22"/>
           <w:szCs w:val="21"/>
         </w:rPr>
         <w:t xml:space="preserve">28 fits into 78 two times. 2 × 28 = 56.</w:t>
@@ -616,25 +624,25 @@
           <w:rFonts w:ascii="Avenir Next" w:hAnsi="Avenir Next" w:cs="Avenir Next" w:eastAsia="Avenir Next"/>
           <w:b/>
           <w:color w:val="003A70"/>
+          <w:sz w:val="22"/>
+          <w:szCs w:val="19"/>
+        </w:rPr>
+        <w:t xml:space="preserve">Step 2</w:t>
+      </w:r>
+      <w:r>
+        <w:rPr>
+          <w:rFonts w:ascii="Avenir Next" w:hAnsi="Avenir Next" w:cs="Avenir Next" w:eastAsia="Avenir Next"/>
+          <w:color w:val="1A1A1A"/>
           <w:sz w:val="19"/>
           <w:szCs w:val="19"/>
         </w:rPr>
-        <w:t xml:space="preserve">Step 2</w:t>
-      </w:r>
-      <w:r>
-        <w:rPr>
-          <w:rFonts w:ascii="Avenir Next" w:hAnsi="Avenir Next" w:cs="Avenir Next" w:eastAsia="Avenir Next"/>
-          <w:color w:val="1A1A1A"/>
-          <w:sz w:val="19"/>
-          <w:szCs w:val="19"/>
-        </w:rPr>
         <w:tab/>
       </w:r>
       <w:r>
         <w:rPr>
           <w:rFonts w:ascii="Avenir Next" w:hAnsi="Avenir Next" w:cs="Avenir Next" w:eastAsia="Avenir Next"/>
           <w:color w:val="1A1A1A"/>
-          <w:sz w:val="21"/>
+          <w:sz w:val="22"/>
           <w:szCs w:val="21"/>
         </w:rPr>
         <w:t xml:space="preserve">78 − 56 = 22. Bring down the 4: 224.</w:t>
@@ -653,25 +661,25 @@
           <w:rFonts w:ascii="Avenir Next" w:hAnsi="Avenir Next" w:cs="Avenir Next" w:eastAsia="Avenir Next"/>
           <w:b/>
           <w:color w:val="003A70"/>
+          <w:sz w:val="22"/>
+          <w:szCs w:val="19"/>
+        </w:rPr>
+        <w:t xml:space="preserve">Step 3</w:t>
+      </w:r>
+      <w:r>
+        <w:rPr>
+          <w:rFonts w:ascii="Avenir Next" w:hAnsi="Avenir Next" w:cs="Avenir Next" w:eastAsia="Avenir Next"/>
+          <w:color w:val="1A1A1A"/>
           <w:sz w:val="19"/>
           <w:szCs w:val="19"/>
         </w:rPr>
-        <w:t xml:space="preserve">Step 3</w:t>
-      </w:r>
-      <w:r>
-        <w:rPr>
-          <w:rFonts w:ascii="Avenir Next" w:hAnsi="Avenir Next" w:cs="Avenir Next" w:eastAsia="Avenir Next"/>
-          <w:color w:val="1A1A1A"/>
-          <w:sz w:val="19"/>
-          <w:szCs w:val="19"/>
-        </w:rPr>
         <w:tab/>
       </w:r>
       <w:r>
         <w:rPr>
           <w:rFonts w:ascii="Avenir Next" w:hAnsi="Avenir Next" w:cs="Avenir Next" w:eastAsia="Avenir Next"/>
           <w:color w:val="1A1A1A"/>
-          <w:sz w:val="21"/>
+          <w:sz w:val="22"/>
           <w:szCs w:val="21"/>
         </w:rPr>
         <w:t xml:space="preserve">28 fits into 224 eight times. 784 ÷ 28 = 28.</w:t>
@@ -690,18 +698,18 @@
           <w:rFonts w:ascii="Avenir Next" w:hAnsi="Avenir Next" w:cs="Avenir Next" w:eastAsia="Avenir Next"/>
           <w:b/>
           <w:color w:val="1A1A1A"/>
+          <w:sz w:val="22"/>
+          <w:szCs w:val="21"/>
+        </w:rPr>
+        <w:t xml:space="preserve">Answer</w:t>
+      </w:r>
+      <w:r>
+        <w:rPr>
+          <w:rFonts w:ascii="Avenir Next" w:hAnsi="Avenir Next" w:cs="Avenir Next" w:eastAsia="Avenir Next"/>
+          <w:color w:val="1A1A1A"/>
           <w:sz w:val="21"/>
           <w:szCs w:val="21"/>
         </w:rPr>
-        <w:t xml:space="preserve">Answer</w:t>
-      </w:r>
-      <w:r>
-        <w:rPr>
-          <w:rFonts w:ascii="Avenir Next" w:hAnsi="Avenir Next" w:cs="Avenir Next" w:eastAsia="Avenir Next"/>
-          <w:color w:val="1A1A1A"/>
-          <w:sz w:val="21"/>
-          <w:szCs w:val="21"/>
-        </w:rPr>
         <w:tab/>
       </w:r>
       <w:r>
@@ -709,7 +717,7 @@
           <w:rFonts w:ascii="Avenir Next" w:hAnsi="Avenir Next" w:cs="Avenir Next" w:eastAsia="Avenir Next"/>
           <w:b/>
           <w:color w:val="1A1A1A"/>
-          <w:sz w:val="21"/>
+          <w:sz w:val="22"/>
           <w:szCs w:val="21"/>
         </w:rPr>
         <w:t xml:space="preserve">784 ÷ 28 = 28</w:t>
@@ -717,6 +725,7 @@
     </w:p>
     <w:p>
       <w:pPr>
+        <w:pStyle w:val="Heading2"/>
         <w:keepNext/>
         <w:pBdr>
           <w:bottom w:val="single" w:sz="8" w:space="3" w:color="003A70"/>
@@ -732,7 +741,7 @@
           <w:b/>
           <w:color w:val="003A70"/>
           <w:spacing w:val="14"/>
-          <w:sz w:val="19"/>
+          <w:sz w:val="22"/>
           <w:szCs w:val="19"/>
         </w:rPr>
         <w:t xml:space="preserve">TRY IT WITH HELP</w:t>
@@ -751,7 +760,7 @@
           <w:rFonts w:ascii="Avenir Next" w:hAnsi="Avenir Next" w:cs="Avenir Next" w:eastAsia="Avenir Next"/>
           <w:i/>
           <w:color w:val="5A5F66"/>
-          <w:sz w:val="17"/>
+          <w:sz w:val="22"/>
           <w:szCs w:val="17"/>
         </w:rPr>
         <w:t xml:space="preserve">fill in each step</w:t>
@@ -809,35 +818,35 @@
           <w:rFonts w:ascii="Avenir Next" w:hAnsi="Avenir Next" w:cs="Avenir Next" w:eastAsia="Avenir Next"/>
           <w:b/>
           <w:color w:val="003A70"/>
+          <w:sz w:val="22"/>
+          <w:szCs w:val="18"/>
+        </w:rPr>
+        <w:t xml:space="preserve">Step 1</w:t>
+      </w:r>
+      <w:r>
+        <w:rPr>
+          <w:rFonts w:ascii="Avenir Next" w:hAnsi="Avenir Next" w:cs="Avenir Next" w:eastAsia="Avenir Next"/>
+          <w:color w:val="1A1A1A"/>
           <w:sz w:val="18"/>
           <w:szCs w:val="18"/>
         </w:rPr>
-        <w:t xml:space="preserve">Step 1</w:t>
-      </w:r>
-      <w:r>
-        <w:rPr>
-          <w:rFonts w:ascii="Avenir Next" w:hAnsi="Avenir Next" w:cs="Avenir Next" w:eastAsia="Avenir Next"/>
-          <w:color w:val="1A1A1A"/>
-          <w:sz w:val="18"/>
-          <w:szCs w:val="18"/>
-        </w:rPr>
         <w:tab/>
       </w:r>
       <w:r>
         <w:rPr>
           <w:rFonts w:ascii="Avenir Next" w:hAnsi="Avenir Next" w:cs="Avenir Next" w:eastAsia="Avenir Next"/>
           <w:color w:val="1A1A1A"/>
+          <w:sz w:val="22"/>
+          <w:szCs w:val="21"/>
+        </w:rPr>
+        <w:t xml:space="preserve">15 fits into 19 </w:t>
+      </w:r>
+      <w:r>
+        <w:rPr>
+          <w:rFonts w:ascii="Avenir Next" w:hAnsi="Avenir Next" w:cs="Avenir Next" w:eastAsia="Avenir Next"/>
+          <w:color w:val="1A1A1A"/>
           <w:sz w:val="21"/>
           <w:szCs w:val="21"/>
-        </w:rPr>
-        <w:t xml:space="preserve">15 fits into 19 </w:t>
-      </w:r>
-      <w:r>
-        <w:rPr>
-          <w:rFonts w:ascii="Avenir Next" w:hAnsi="Avenir Next" w:cs="Avenir Next" w:eastAsia="Avenir Next"/>
-          <w:color w:val="1A1A1A"/>
-          <w:sz w:val="21"/>
-          <w:szCs w:val="21"/>
           <w:u w:val="single"/>
         </w:rPr>
         <w:t xml:space="preserve">                </w:t>
@@ -846,7 +855,7 @@
         <w:rPr>
           <w:rFonts w:ascii="Avenir Next" w:hAnsi="Avenir Next" w:cs="Avenir Next" w:eastAsia="Avenir Next"/>
           <w:color w:val="1A1A1A"/>
-          <w:sz w:val="21"/>
+          <w:sz w:val="22"/>
           <w:szCs w:val="21"/>
         </w:rPr>
         <w:t xml:space="preserve"> time.</w:t>
@@ -866,28 +875,47 @@
           <w:rFonts w:ascii="Avenir Next" w:hAnsi="Avenir Next" w:cs="Avenir Next" w:eastAsia="Avenir Next"/>
           <w:b/>
           <w:color w:val="003A70"/>
+          <w:sz w:val="22"/>
+          <w:szCs w:val="18"/>
+        </w:rPr>
+        <w:t xml:space="preserve">Step 2</w:t>
+      </w:r>
+      <w:r>
+        <w:rPr>
+          <w:rFonts w:ascii="Avenir Next" w:hAnsi="Avenir Next" w:cs="Avenir Next" w:eastAsia="Avenir Next"/>
+          <w:color w:val="1A1A1A"/>
           <w:sz w:val="18"/>
           <w:szCs w:val="18"/>
         </w:rPr>
-        <w:t xml:space="preserve">Step 2</w:t>
-      </w:r>
-      <w:r>
-        <w:rPr>
-          <w:rFonts w:ascii="Avenir Next" w:hAnsi="Avenir Next" w:cs="Avenir Next" w:eastAsia="Avenir Next"/>
-          <w:color w:val="1A1A1A"/>
-          <w:sz w:val="18"/>
-          <w:szCs w:val="18"/>
-        </w:rPr>
         <w:tab/>
       </w:r>
       <w:r>
         <w:rPr>
           <w:rFonts w:ascii="Avenir Next" w:hAnsi="Avenir Next" w:cs="Avenir Next" w:eastAsia="Avenir Next"/>
           <w:color w:val="1A1A1A"/>
+          <w:sz w:val="22"/>
+          <w:szCs w:val="21"/>
+        </w:rPr>
+        <w:t xml:space="preserve">1 × 15 = </w:t>
+      </w:r>
+      <w:r>
+        <w:rPr>
+          <w:rFonts w:ascii="Avenir Next" w:hAnsi="Avenir Next" w:cs="Avenir Next" w:eastAsia="Avenir Next"/>
+          <w:color w:val="1A1A1A"/>
           <w:sz w:val="21"/>
           <w:szCs w:val="21"/>
-        </w:rPr>
-        <w:t xml:space="preserve">1 × 15 = </w:t>
+          <w:u w:val="single"/>
+        </w:rPr>
+        <w:t xml:space="preserve">                </w:t>
+      </w:r>
+      <w:r>
+        <w:rPr>
+          <w:rFonts w:ascii="Avenir Next" w:hAnsi="Avenir Next" w:cs="Avenir Next" w:eastAsia="Avenir Next"/>
+          <w:color w:val="1A1A1A"/>
+          <w:sz w:val="22"/>
+          <w:szCs w:val="21"/>
+        </w:rPr>
+        <w:t xml:space="preserve">. 19 − 15 = </w:t>
       </w:r>
       <w:r>
         <w:rPr>
@@ -903,26 +931,7 @@
         <w:rPr>
           <w:rFonts w:ascii="Avenir Next" w:hAnsi="Avenir Next" w:cs="Avenir Next" w:eastAsia="Avenir Next"/>
           <w:color w:val="1A1A1A"/>
-          <w:sz w:val="21"/>
-          <w:szCs w:val="21"/>
-        </w:rPr>
-        <w:t xml:space="preserve">. 19 − 15 = </w:t>
-      </w:r>
-      <w:r>
-        <w:rPr>
-          <w:rFonts w:ascii="Avenir Next" w:hAnsi="Avenir Next" w:cs="Avenir Next" w:eastAsia="Avenir Next"/>
-          <w:color w:val="1A1A1A"/>
-          <w:sz w:val="21"/>
-          <w:szCs w:val="21"/>
-          <w:u w:val="single"/>
-        </w:rPr>
-        <w:t xml:space="preserve">                </w:t>
-      </w:r>
-      <w:r>
-        <w:rPr>
-          <w:rFonts w:ascii="Avenir Next" w:hAnsi="Avenir Next" w:cs="Avenir Next" w:eastAsia="Avenir Next"/>
-          <w:color w:val="1A1A1A"/>
-          <w:sz w:val="21"/>
+          <w:sz w:val="22"/>
           <w:szCs w:val="21"/>
         </w:rPr>
         <w:t xml:space="preserve">.</w:t>
@@ -942,28 +951,47 @@
           <w:rFonts w:ascii="Avenir Next" w:hAnsi="Avenir Next" w:cs="Avenir Next" w:eastAsia="Avenir Next"/>
           <w:b/>
           <w:color w:val="003A70"/>
+          <w:sz w:val="22"/>
+          <w:szCs w:val="18"/>
+        </w:rPr>
+        <w:t xml:space="preserve">Step 3</w:t>
+      </w:r>
+      <w:r>
+        <w:rPr>
+          <w:rFonts w:ascii="Avenir Next" w:hAnsi="Avenir Next" w:cs="Avenir Next" w:eastAsia="Avenir Next"/>
+          <w:color w:val="1A1A1A"/>
           <w:sz w:val="18"/>
           <w:szCs w:val="18"/>
         </w:rPr>
-        <w:t xml:space="preserve">Step 3</w:t>
-      </w:r>
-      <w:r>
-        <w:rPr>
-          <w:rFonts w:ascii="Avenir Next" w:hAnsi="Avenir Next" w:cs="Avenir Next" w:eastAsia="Avenir Next"/>
-          <w:color w:val="1A1A1A"/>
-          <w:sz w:val="18"/>
-          <w:szCs w:val="18"/>
-        </w:rPr>
         <w:tab/>
       </w:r>
       <w:r>
         <w:rPr>
           <w:rFonts w:ascii="Avenir Next" w:hAnsi="Avenir Next" w:cs="Avenir Next" w:eastAsia="Avenir Next"/>
           <w:color w:val="1A1A1A"/>
+          <w:sz w:val="22"/>
+          <w:szCs w:val="21"/>
+        </w:rPr>
+        <w:t xml:space="preserve">Bring down 5: </w:t>
+      </w:r>
+      <w:r>
+        <w:rPr>
+          <w:rFonts w:ascii="Avenir Next" w:hAnsi="Avenir Next" w:cs="Avenir Next" w:eastAsia="Avenir Next"/>
+          <w:color w:val="1A1A1A"/>
           <w:sz w:val="21"/>
           <w:szCs w:val="21"/>
-        </w:rPr>
-        <w:t xml:space="preserve">Bring down 5: </w:t>
+          <w:u w:val="single"/>
+        </w:rPr>
+        <w:t xml:space="preserve">                </w:t>
+      </w:r>
+      <w:r>
+        <w:rPr>
+          <w:rFonts w:ascii="Avenir Next" w:hAnsi="Avenir Next" w:cs="Avenir Next" w:eastAsia="Avenir Next"/>
+          <w:color w:val="1A1A1A"/>
+          <w:sz w:val="22"/>
+          <w:szCs w:val="21"/>
+        </w:rPr>
+        <w:t xml:space="preserve">. 15 fits </w:t>
       </w:r>
       <w:r>
         <w:rPr>
@@ -979,26 +1007,7 @@
         <w:rPr>
           <w:rFonts w:ascii="Avenir Next" w:hAnsi="Avenir Next" w:cs="Avenir Next" w:eastAsia="Avenir Next"/>
           <w:color w:val="1A1A1A"/>
-          <w:sz w:val="21"/>
-          <w:szCs w:val="21"/>
-        </w:rPr>
-        <w:t xml:space="preserve">. 15 fits </w:t>
-      </w:r>
-      <w:r>
-        <w:rPr>
-          <w:rFonts w:ascii="Avenir Next" w:hAnsi="Avenir Next" w:cs="Avenir Next" w:eastAsia="Avenir Next"/>
-          <w:color w:val="1A1A1A"/>
-          <w:sz w:val="21"/>
-          <w:szCs w:val="21"/>
-          <w:u w:val="single"/>
-        </w:rPr>
-        <w:t xml:space="preserve">                </w:t>
-      </w:r>
-      <w:r>
-        <w:rPr>
-          <w:rFonts w:ascii="Avenir Next" w:hAnsi="Avenir Next" w:cs="Avenir Next" w:eastAsia="Avenir Next"/>
-          <w:color w:val="1A1A1A"/>
-          <w:sz w:val="21"/>
+          <w:sz w:val="22"/>
           <w:szCs w:val="21"/>
         </w:rPr>
         <w:t xml:space="preserve"> times. 195 ÷ 15 = </w:t>
@@ -1071,35 +1080,35 @@
           <w:rFonts w:ascii="Avenir Next" w:hAnsi="Avenir Next" w:cs="Avenir Next" w:eastAsia="Avenir Next"/>
           <w:b/>
           <w:color w:val="003A70"/>
+          <w:sz w:val="22"/>
+          <w:szCs w:val="18"/>
+        </w:rPr>
+        <w:t xml:space="preserve">Step 1</w:t>
+      </w:r>
+      <w:r>
+        <w:rPr>
+          <w:rFonts w:ascii="Avenir Next" w:hAnsi="Avenir Next" w:cs="Avenir Next" w:eastAsia="Avenir Next"/>
+          <w:color w:val="1A1A1A"/>
           <w:sz w:val="18"/>
           <w:szCs w:val="18"/>
         </w:rPr>
-        <w:t xml:space="preserve">Step 1</w:t>
-      </w:r>
-      <w:r>
-        <w:rPr>
-          <w:rFonts w:ascii="Avenir Next" w:hAnsi="Avenir Next" w:cs="Avenir Next" w:eastAsia="Avenir Next"/>
-          <w:color w:val="1A1A1A"/>
-          <w:sz w:val="18"/>
-          <w:szCs w:val="18"/>
-        </w:rPr>
         <w:tab/>
       </w:r>
       <w:r>
         <w:rPr>
           <w:rFonts w:ascii="Avenir Next" w:hAnsi="Avenir Next" w:cs="Avenir Next" w:eastAsia="Avenir Next"/>
           <w:color w:val="1A1A1A"/>
+          <w:sz w:val="22"/>
+          <w:szCs w:val="21"/>
+        </w:rPr>
+        <w:t xml:space="preserve">35 fits into 91 </w:t>
+      </w:r>
+      <w:r>
+        <w:rPr>
+          <w:rFonts w:ascii="Avenir Next" w:hAnsi="Avenir Next" w:cs="Avenir Next" w:eastAsia="Avenir Next"/>
+          <w:color w:val="1A1A1A"/>
           <w:sz w:val="21"/>
           <w:szCs w:val="21"/>
-        </w:rPr>
-        <w:t xml:space="preserve">35 fits into 91 </w:t>
-      </w:r>
-      <w:r>
-        <w:rPr>
-          <w:rFonts w:ascii="Avenir Next" w:hAnsi="Avenir Next" w:cs="Avenir Next" w:eastAsia="Avenir Next"/>
-          <w:color w:val="1A1A1A"/>
-          <w:sz w:val="21"/>
-          <w:szCs w:val="21"/>
           <w:u w:val="single"/>
         </w:rPr>
         <w:t xml:space="preserve">                </w:t>
@@ -1108,7 +1117,7 @@
         <w:rPr>
           <w:rFonts w:ascii="Avenir Next" w:hAnsi="Avenir Next" w:cs="Avenir Next" w:eastAsia="Avenir Next"/>
           <w:color w:val="1A1A1A"/>
-          <w:sz w:val="21"/>
+          <w:sz w:val="22"/>
           <w:szCs w:val="21"/>
         </w:rPr>
         <w:t xml:space="preserve"> times.</w:t>
@@ -1128,28 +1137,47 @@
           <w:rFonts w:ascii="Avenir Next" w:hAnsi="Avenir Next" w:cs="Avenir Next" w:eastAsia="Avenir Next"/>
           <w:b/>
           <w:color w:val="003A70"/>
+          <w:sz w:val="22"/>
+          <w:szCs w:val="18"/>
+        </w:rPr>
+        <w:t xml:space="preserve">Step 2</w:t>
+      </w:r>
+      <w:r>
+        <w:rPr>
+          <w:rFonts w:ascii="Avenir Next" w:hAnsi="Avenir Next" w:cs="Avenir Next" w:eastAsia="Avenir Next"/>
+          <w:color w:val="1A1A1A"/>
           <w:sz w:val="18"/>
           <w:szCs w:val="18"/>
         </w:rPr>
-        <w:t xml:space="preserve">Step 2</w:t>
-      </w:r>
-      <w:r>
-        <w:rPr>
-          <w:rFonts w:ascii="Avenir Next" w:hAnsi="Avenir Next" w:cs="Avenir Next" w:eastAsia="Avenir Next"/>
-          <w:color w:val="1A1A1A"/>
-          <w:sz w:val="18"/>
-          <w:szCs w:val="18"/>
-        </w:rPr>
         <w:tab/>
       </w:r>
       <w:r>
         <w:rPr>
           <w:rFonts w:ascii="Avenir Next" w:hAnsi="Avenir Next" w:cs="Avenir Next" w:eastAsia="Avenir Next"/>
           <w:color w:val="1A1A1A"/>
+          <w:sz w:val="22"/>
+          <w:szCs w:val="21"/>
+        </w:rPr>
+        <w:t xml:space="preserve">2 × 35 = </w:t>
+      </w:r>
+      <w:r>
+        <w:rPr>
+          <w:rFonts w:ascii="Avenir Next" w:hAnsi="Avenir Next" w:cs="Avenir Next" w:eastAsia="Avenir Next"/>
+          <w:color w:val="1A1A1A"/>
           <w:sz w:val="21"/>
           <w:szCs w:val="21"/>
-        </w:rPr>
-        <w:t xml:space="preserve">2 × 35 = </w:t>
+          <w:u w:val="single"/>
+        </w:rPr>
+        <w:t xml:space="preserve">                </w:t>
+      </w:r>
+      <w:r>
+        <w:rPr>
+          <w:rFonts w:ascii="Avenir Next" w:hAnsi="Avenir Next" w:cs="Avenir Next" w:eastAsia="Avenir Next"/>
+          <w:color w:val="1A1A1A"/>
+          <w:sz w:val="22"/>
+          <w:szCs w:val="21"/>
+        </w:rPr>
+        <w:t xml:space="preserve">. 91 − 70 = </w:t>
       </w:r>
       <w:r>
         <w:rPr>
@@ -1165,26 +1193,7 @@
         <w:rPr>
           <w:rFonts w:ascii="Avenir Next" w:hAnsi="Avenir Next" w:cs="Avenir Next" w:eastAsia="Avenir Next"/>
           <w:color w:val="1A1A1A"/>
-          <w:sz w:val="21"/>
-          <w:szCs w:val="21"/>
-        </w:rPr>
-        <w:t xml:space="preserve">. 91 − 70 = </w:t>
-      </w:r>
-      <w:r>
-        <w:rPr>
-          <w:rFonts w:ascii="Avenir Next" w:hAnsi="Avenir Next" w:cs="Avenir Next" w:eastAsia="Avenir Next"/>
-          <w:color w:val="1A1A1A"/>
-          <w:sz w:val="21"/>
-          <w:szCs w:val="21"/>
-          <w:u w:val="single"/>
-        </w:rPr>
-        <w:t xml:space="preserve">                </w:t>
-      </w:r>
-      <w:r>
-        <w:rPr>
-          <w:rFonts w:ascii="Avenir Next" w:hAnsi="Avenir Next" w:cs="Avenir Next" w:eastAsia="Avenir Next"/>
-          <w:color w:val="1A1A1A"/>
-          <w:sz w:val="21"/>
+          <w:sz w:val="22"/>
           <w:szCs w:val="21"/>
         </w:rPr>
         <w:t xml:space="preserve">.</w:t>
@@ -1204,28 +1213,47 @@
           <w:rFonts w:ascii="Avenir Next" w:hAnsi="Avenir Next" w:cs="Avenir Next" w:eastAsia="Avenir Next"/>
           <w:b/>
           <w:color w:val="003A70"/>
+          <w:sz w:val="22"/>
+          <w:szCs w:val="18"/>
+        </w:rPr>
+        <w:t xml:space="preserve">Step 3</w:t>
+      </w:r>
+      <w:r>
+        <w:rPr>
+          <w:rFonts w:ascii="Avenir Next" w:hAnsi="Avenir Next" w:cs="Avenir Next" w:eastAsia="Avenir Next"/>
+          <w:color w:val="1A1A1A"/>
           <w:sz w:val="18"/>
           <w:szCs w:val="18"/>
         </w:rPr>
-        <w:t xml:space="preserve">Step 3</w:t>
-      </w:r>
-      <w:r>
-        <w:rPr>
-          <w:rFonts w:ascii="Avenir Next" w:hAnsi="Avenir Next" w:cs="Avenir Next" w:eastAsia="Avenir Next"/>
-          <w:color w:val="1A1A1A"/>
-          <w:sz w:val="18"/>
-          <w:szCs w:val="18"/>
-        </w:rPr>
         <w:tab/>
       </w:r>
       <w:r>
         <w:rPr>
           <w:rFonts w:ascii="Avenir Next" w:hAnsi="Avenir Next" w:cs="Avenir Next" w:eastAsia="Avenir Next"/>
           <w:color w:val="1A1A1A"/>
+          <w:sz w:val="22"/>
+          <w:szCs w:val="21"/>
+        </w:rPr>
+        <w:t xml:space="preserve">Bring down 0: </w:t>
+      </w:r>
+      <w:r>
+        <w:rPr>
+          <w:rFonts w:ascii="Avenir Next" w:hAnsi="Avenir Next" w:cs="Avenir Next" w:eastAsia="Avenir Next"/>
+          <w:color w:val="1A1A1A"/>
           <w:sz w:val="21"/>
           <w:szCs w:val="21"/>
-        </w:rPr>
-        <w:t xml:space="preserve">Bring down 0: </w:t>
+          <w:u w:val="single"/>
+        </w:rPr>
+        <w:t xml:space="preserve">                </w:t>
+      </w:r>
+      <w:r>
+        <w:rPr>
+          <w:rFonts w:ascii="Avenir Next" w:hAnsi="Avenir Next" w:cs="Avenir Next" w:eastAsia="Avenir Next"/>
+          <w:color w:val="1A1A1A"/>
+          <w:sz w:val="22"/>
+          <w:szCs w:val="21"/>
+        </w:rPr>
+        <w:t xml:space="preserve">. 35 fits </w:t>
       </w:r>
       <w:r>
         <w:rPr>
@@ -1241,40 +1269,21 @@
         <w:rPr>
           <w:rFonts w:ascii="Avenir Next" w:hAnsi="Avenir Next" w:cs="Avenir Next" w:eastAsia="Avenir Next"/>
           <w:color w:val="1A1A1A"/>
+          <w:sz w:val="22"/>
+          <w:szCs w:val="21"/>
+        </w:rPr>
+        <w:t xml:space="preserve"> times. 910 ÷ 35 = </w:t>
+      </w:r>
+      <w:r>
+        <w:rPr>
+          <w:rFonts w:ascii="Avenir Next" w:hAnsi="Avenir Next" w:cs="Avenir Next" w:eastAsia="Avenir Next"/>
+          <w:color w:val="1A1A1A"/>
           <w:sz w:val="21"/>
           <w:szCs w:val="21"/>
-        </w:rPr>
-        <w:t xml:space="preserve">. 35 fits </w:t>
-      </w:r>
-      <w:r>
-        <w:rPr>
-          <w:rFonts w:ascii="Avenir Next" w:hAnsi="Avenir Next" w:cs="Avenir Next" w:eastAsia="Avenir Next"/>
-          <w:color w:val="1A1A1A"/>
-          <w:sz w:val="21"/>
-          <w:szCs w:val="21"/>
           <w:u w:val="single"/>
         </w:rPr>
         <w:t xml:space="preserve">                </w:t>
       </w:r>
-      <w:r>
-        <w:rPr>
-          <w:rFonts w:ascii="Avenir Next" w:hAnsi="Avenir Next" w:cs="Avenir Next" w:eastAsia="Avenir Next"/>
-          <w:color w:val="1A1A1A"/>
-          <w:sz w:val="21"/>
-          <w:szCs w:val="21"/>
-        </w:rPr>
-        <w:t xml:space="preserve"> times. 910 ÷ 35 = </w:t>
-      </w:r>
-      <w:r>
-        <w:rPr>
-          <w:rFonts w:ascii="Avenir Next" w:hAnsi="Avenir Next" w:cs="Avenir Next" w:eastAsia="Avenir Next"/>
-          <w:color w:val="1A1A1A"/>
-          <w:sz w:val="21"/>
-          <w:szCs w:val="21"/>
-          <w:u w:val="single"/>
-        </w:rPr>
-        <w:t xml:space="preserve">                </w:t>
-      </w:r>
     </w:p>
     <w:p>
       <w:pPr>
@@ -1283,6 +1292,7 @@
     </w:p>
     <w:p>
       <w:pPr>
+        <w:pStyle w:val="Heading2"/>
         <w:keepNext/>
         <w:pBdr>
           <w:bottom w:val="single" w:sz="8" w:space="3" w:color="003A70"/>
@@ -1298,7 +1308,7 @@
           <w:b/>
           <w:color w:val="003A70"/>
           <w:spacing w:val="14"/>
-          <w:sz w:val="19"/>
+          <w:sz w:val="22"/>
           <w:szCs w:val="19"/>
         </w:rPr>
         <w:t xml:space="preserve">YOUR TURN</w:t>
@@ -1317,7 +1327,7 @@
           <w:rFonts w:ascii="Avenir Next" w:hAnsi="Avenir Next" w:cs="Avenir Next" w:eastAsia="Avenir Next"/>
           <w:i/>
           <w:color w:val="5A5F66"/>
-          <w:sz w:val="17"/>
+          <w:sz w:val="22"/>
           <w:szCs w:val="17"/>
         </w:rPr>
         <w:t xml:space="preserve">use the steps on your own</w:t>
@@ -1488,7 +1498,7 @@
                       <w:szCs w:val="22"/>
                       <w:u w:val="single"/>
                     </w:rPr>
-                    <w:t xml:space="preserve">      </w:t>
+                    <w:t xml:space="preserve">          </w:t>
                   </w:r>
                 </w:p>
               </w:tc>
@@ -1550,7 +1560,7 @@
                       <w:szCs w:val="22"/>
                       <w:u w:val="single"/>
                     </w:rPr>
-                    <w:t xml:space="preserve">      </w:t>
+                    <w:t xml:space="preserve">          </w:t>
                   </w:r>
                 </w:p>
               </w:tc>
@@ -1618,7 +1628,7 @@
                       <w:szCs w:val="22"/>
                       <w:u w:val="single"/>
                     </w:rPr>
-                    <w:t xml:space="preserve">      </w:t>
+                    <w:t xml:space="preserve">          </w:t>
                   </w:r>
                 </w:p>
               </w:tc>
@@ -1680,7 +1690,7 @@
                       <w:szCs w:val="22"/>
                       <w:u w:val="single"/>
                     </w:rPr>
-                    <w:t xml:space="preserve">      </w:t>
+                    <w:t xml:space="preserve">          </w:t>
                   </w:r>
                 </w:p>
               </w:tc>
@@ -1712,7 +1722,7 @@
           <w:caps/>
           <w:color w:val="003A70"/>
           <w:spacing w:val="12"/>
-          <w:sz w:val="19"/>
+          <w:sz w:val="22"/>
           <w:szCs w:val="19"/>
         </w:rPr>
         <w:t xml:space="preserve">Lesson 5-2  ·  Session 2  ·  Prerequisite Practice A  ·  Skill 2 of 2</w:t>
@@ -1720,6 +1730,7 @@
     </w:p>
     <w:p>
       <w:pPr>
+        <w:pStyle w:val="Heading1"/>
         <w:keepNext/>
         <w:spacing w:before="0" w:after="10" w:line="240" w:lineRule="auto"/>
       </w:pPr>
@@ -1745,7 +1756,7 @@
         <w:rPr>
           <w:rFonts w:ascii="Avenir Next" w:hAnsi="Avenir Next" w:cs="Avenir Next" w:eastAsia="Avenir Next"/>
           <w:color w:val="5A5F66"/>
-          <w:sz w:val="17"/>
+          <w:sz w:val="22"/>
           <w:szCs w:val="17"/>
         </w:rPr>
         <w:t xml:space="preserve">Builds on Grade 5 · 5.NF.B.4</w:t>
@@ -1788,6 +1799,7 @@
           </w:tcPr>
           <w:p>
             <w:pPr>
+              <w:pStyle w:val="Heading2"/>
               <w:spacing w:before="0" w:after="0" w:line="252" w:lineRule="auto"/>
             </w:pPr>
             <w:r>
@@ -1817,7 +1829,7 @@
               <w:rPr>
                 <w:rFonts w:ascii="Avenir Next" w:hAnsi="Avenir Next" w:cs="Avenir Next" w:eastAsia="Avenir Next"/>
                 <w:color w:val="1A1A1A"/>
-                <w:sz w:val="20"/>
+                <w:sz w:val="22"/>
                 <w:szCs w:val="20"/>
               </w:rPr>
               <w:t xml:space="preserve">You will solve 54 = ½ × 12 × h by doubling 54 first.</w:t>
@@ -1837,6 +1849,7 @@
           </w:tcPr>
           <w:p>
             <w:pPr>
+              <w:pStyle w:val="Heading2"/>
               <w:spacing w:before="0" w:after="0" w:line="252" w:lineRule="auto"/>
             </w:pPr>
             <w:r>
@@ -1866,7 +1879,7 @@
               <w:rPr>
                 <w:rFonts w:ascii="Avenir Next" w:hAnsi="Avenir Next" w:cs="Avenir Next" w:eastAsia="Avenir Next"/>
                 <w:color w:val="1A1A1A"/>
-                <w:sz w:val="20"/>
+                <w:sz w:val="22"/>
                 <w:szCs w:val="20"/>
               </w:rPr>
               <w:t xml:space="preserve">Find a number when you know half of it, like half of n is 27.  </w:t>
@@ -1876,7 +1889,7 @@
                 <w:rFonts w:ascii="Avenir Next" w:hAnsi="Avenir Next" w:cs="Avenir Next" w:eastAsia="Avenir Next"/>
                 <w:b/>
                 <w:color w:val="1A1A1A"/>
-                <w:sz w:val="20"/>
+                <w:sz w:val="22"/>
                 <w:szCs w:val="20"/>
               </w:rPr>
               <w:t xml:space="preserve">You will use it in Practice Form A, problems 3 and 7.</w:t>
@@ -1887,6 +1900,7 @@
     </w:tbl>
     <w:p>
       <w:pPr>
+        <w:pStyle w:val="Heading2"/>
         <w:keepNext/>
         <w:pBdr>
           <w:bottom w:val="single" w:sz="8" w:space="3" w:color="003A70"/>
@@ -1902,7 +1916,7 @@
           <w:b/>
           <w:color w:val="003A70"/>
           <w:spacing w:val="14"/>
-          <w:sz w:val="19"/>
+          <w:sz w:val="22"/>
           <w:szCs w:val="19"/>
         </w:rPr>
         <w:t xml:space="preserve">STEPS TO FOLLOW</w:t>
@@ -1921,7 +1935,7 @@
           <w:rFonts w:ascii="Avenir Next" w:hAnsi="Avenir Next" w:cs="Avenir Next" w:eastAsia="Avenir Next"/>
           <w:i/>
           <w:color w:val="5A5F66"/>
-          <w:sz w:val="17"/>
+          <w:sz w:val="22"/>
           <w:szCs w:val="17"/>
         </w:rPr>
         <w:t xml:space="preserve">use these same steps on every problem</w:t>
@@ -1963,6 +1977,7 @@
           </w:tcPr>
           <w:p>
             <w:pPr>
+              <w:pStyle w:val="Heading1"/>
               <w:spacing w:before="0" w:after="0" w:line="240" w:lineRule="auto"/>
               <w:jc w:val="center"/>
             </w:pPr>
@@ -1991,7 +2006,7 @@
               <w:rPr>
                 <w:rFonts w:ascii="Avenir Next" w:hAnsi="Avenir Next" w:cs="Avenir Next" w:eastAsia="Avenir Next"/>
                 <w:color w:val="1A1A1A"/>
-                <w:sz w:val="21"/>
+                <w:sz w:val="22"/>
                 <w:szCs w:val="21"/>
               </w:rPr>
               <w:t xml:space="preserve">Write: </w:t>
@@ -2001,7 +2016,7 @@
                 <w:rFonts w:ascii="Avenir Next" w:hAnsi="Avenir Next" w:cs="Avenir Next" w:eastAsia="Avenir Next"/>
                 <w:b/>
                 <w:color w:val="1A1A1A"/>
-                <w:sz w:val="21"/>
+                <w:sz w:val="22"/>
                 <w:szCs w:val="21"/>
               </w:rPr>
               <w:t xml:space="preserve">half of the number</w:t>
@@ -2010,7 +2025,7 @@
               <w:rPr>
                 <w:rFonts w:ascii="Avenir Next" w:hAnsi="Avenir Next" w:cs="Avenir Next" w:eastAsia="Avenir Next"/>
                 <w:color w:val="1A1A1A"/>
-                <w:sz w:val="21"/>
+                <w:sz w:val="22"/>
                 <w:szCs w:val="21"/>
               </w:rPr>
               <w:t xml:space="preserve"> equals the amount you know.</w:t>
@@ -2029,6 +2044,7 @@
           </w:tcPr>
           <w:p>
             <w:pPr>
+              <w:pStyle w:val="Heading1"/>
               <w:spacing w:before="0" w:after="0" w:line="240" w:lineRule="auto"/>
               <w:jc w:val="center"/>
             </w:pPr>
@@ -2058,7 +2074,7 @@
                 <w:rFonts w:ascii="Avenir Next" w:hAnsi="Avenir Next" w:cs="Avenir Next" w:eastAsia="Avenir Next"/>
                 <w:b/>
                 <w:color w:val="1A1A1A"/>
-                <w:sz w:val="21"/>
+                <w:sz w:val="22"/>
                 <w:szCs w:val="21"/>
               </w:rPr>
               <w:t xml:space="preserve">Double</w:t>
@@ -2067,7 +2083,7 @@
               <w:rPr>
                 <w:rFonts w:ascii="Avenir Next" w:hAnsi="Avenir Next" w:cs="Avenir Next" w:eastAsia="Avenir Next"/>
                 <w:color w:val="1A1A1A"/>
-                <w:sz w:val="21"/>
+                <w:sz w:val="22"/>
                 <w:szCs w:val="21"/>
               </w:rPr>
               <w:t xml:space="preserve"> the amount: multiply by 2.</w:t>
@@ -2086,6 +2102,7 @@
           </w:tcPr>
           <w:p>
             <w:pPr>
+              <w:pStyle w:val="Heading1"/>
               <w:spacing w:before="0" w:after="0" w:line="240" w:lineRule="auto"/>
               <w:jc w:val="center"/>
             </w:pPr>
@@ -2115,7 +2132,7 @@
                 <w:rFonts w:ascii="Avenir Next" w:hAnsi="Avenir Next" w:cs="Avenir Next" w:eastAsia="Avenir Next"/>
                 <w:b/>
                 <w:color w:val="1A1A1A"/>
-                <w:sz w:val="21"/>
+                <w:sz w:val="22"/>
                 <w:szCs w:val="21"/>
               </w:rPr>
               <w:t xml:space="preserve">Check</w:t>
@@ -2124,7 +2141,7 @@
               <w:rPr>
                 <w:rFonts w:ascii="Avenir Next" w:hAnsi="Avenir Next" w:cs="Avenir Next" w:eastAsia="Avenir Next"/>
                 <w:color w:val="1A1A1A"/>
-                <w:sz w:val="21"/>
+                <w:sz w:val="22"/>
                 <w:szCs w:val="21"/>
               </w:rPr>
               <w:t xml:space="preserve">: half of your answer should match.</w:t>
@@ -2135,6 +2152,7 @@
     </w:tbl>
     <w:p>
       <w:pPr>
+        <w:pStyle w:val="Heading2"/>
         <w:keepNext/>
         <w:pBdr>
           <w:bottom w:val="single" w:sz="8" w:space="3" w:color="003A70"/>
@@ -2150,7 +2168,7 @@
           <w:b/>
           <w:color w:val="003A70"/>
           <w:spacing w:val="14"/>
-          <w:sz w:val="19"/>
+          <w:sz w:val="22"/>
           <w:szCs w:val="19"/>
         </w:rPr>
         <w:t xml:space="preserve">WATCH ME</w:t>
@@ -2169,7 +2187,7 @@
           <w:rFonts w:ascii="Avenir Next" w:hAnsi="Avenir Next" w:cs="Avenir Next" w:eastAsia="Avenir Next"/>
           <w:i/>
           <w:color w:val="5A5F66"/>
-          <w:sz w:val="17"/>
+          <w:sz w:val="22"/>
           <w:szCs w:val="17"/>
         </w:rPr>
         <w:t xml:space="preserve">the steps in action</w:t>
@@ -2184,7 +2202,7 @@
           <w:rFonts w:ascii="Avenir Next" w:hAnsi="Avenir Next" w:cs="Avenir Next" w:eastAsia="Avenir Next"/>
           <w:b/>
           <w:color w:val="1A1A1A"/>
-          <w:sz w:val="21"/>
+          <w:sz w:val="22"/>
           <w:szCs w:val="21"/>
         </w:rPr>
         <w:t xml:space="preserve">Half of a number is 38. Find the number.</w:t>
@@ -2203,25 +2221,25 @@
           <w:rFonts w:ascii="Avenir Next" w:hAnsi="Avenir Next" w:cs="Avenir Next" w:eastAsia="Avenir Next"/>
           <w:b/>
           <w:color w:val="003A70"/>
+          <w:sz w:val="22"/>
+          <w:szCs w:val="19"/>
+        </w:rPr>
+        <w:t xml:space="preserve">Step 1</w:t>
+      </w:r>
+      <w:r>
+        <w:rPr>
+          <w:rFonts w:ascii="Avenir Next" w:hAnsi="Avenir Next" w:cs="Avenir Next" w:eastAsia="Avenir Next"/>
+          <w:color w:val="1A1A1A"/>
           <w:sz w:val="19"/>
           <w:szCs w:val="19"/>
         </w:rPr>
-        <w:t xml:space="preserve">Step 1</w:t>
-      </w:r>
-      <w:r>
-        <w:rPr>
-          <w:rFonts w:ascii="Avenir Next" w:hAnsi="Avenir Next" w:cs="Avenir Next" w:eastAsia="Avenir Next"/>
-          <w:color w:val="1A1A1A"/>
-          <w:sz w:val="19"/>
-          <w:szCs w:val="19"/>
-        </w:rPr>
         <w:tab/>
       </w:r>
       <w:r>
         <w:rPr>
           <w:rFonts w:ascii="Avenir Next" w:hAnsi="Avenir Next" w:cs="Avenir Next" w:eastAsia="Avenir Next"/>
           <w:color w:val="1A1A1A"/>
-          <w:sz w:val="21"/>
+          <w:sz w:val="22"/>
           <w:szCs w:val="21"/>
         </w:rPr>
         <w:t xml:space="preserve">Half of n is 38.</w:t>
@@ -2240,25 +2258,25 @@
           <w:rFonts w:ascii="Avenir Next" w:hAnsi="Avenir Next" w:cs="Avenir Next" w:eastAsia="Avenir Next"/>
           <w:b/>
           <w:color w:val="003A70"/>
+          <w:sz w:val="22"/>
+          <w:szCs w:val="19"/>
+        </w:rPr>
+        <w:t xml:space="preserve">Step 2</w:t>
+      </w:r>
+      <w:r>
+        <w:rPr>
+          <w:rFonts w:ascii="Avenir Next" w:hAnsi="Avenir Next" w:cs="Avenir Next" w:eastAsia="Avenir Next"/>
+          <w:color w:val="1A1A1A"/>
           <w:sz w:val="19"/>
           <w:szCs w:val="19"/>
         </w:rPr>
-        <w:t xml:space="preserve">Step 2</w:t>
-      </w:r>
-      <w:r>
-        <w:rPr>
-          <w:rFonts w:ascii="Avenir Next" w:hAnsi="Avenir Next" w:cs="Avenir Next" w:eastAsia="Avenir Next"/>
-          <w:color w:val="1A1A1A"/>
-          <w:sz w:val="19"/>
-          <w:szCs w:val="19"/>
-        </w:rPr>
         <w:tab/>
       </w:r>
       <w:r>
         <w:rPr>
           <w:rFonts w:ascii="Avenir Next" w:hAnsi="Avenir Next" w:cs="Avenir Next" w:eastAsia="Avenir Next"/>
           <w:color w:val="1A1A1A"/>
-          <w:sz w:val="21"/>
+          <w:sz w:val="22"/>
           <w:szCs w:val="21"/>
         </w:rPr>
         <w:t xml:space="preserve">38 × 2 = 76.</w:t>
@@ -2277,25 +2295,25 @@
           <w:rFonts w:ascii="Avenir Next" w:hAnsi="Avenir Next" w:cs="Avenir Next" w:eastAsia="Avenir Next"/>
           <w:b/>
           <w:color w:val="003A70"/>
+          <w:sz w:val="22"/>
+          <w:szCs w:val="19"/>
+        </w:rPr>
+        <w:t xml:space="preserve">Step 3</w:t>
+      </w:r>
+      <w:r>
+        <w:rPr>
+          <w:rFonts w:ascii="Avenir Next" w:hAnsi="Avenir Next" w:cs="Avenir Next" w:eastAsia="Avenir Next"/>
+          <w:color w:val="1A1A1A"/>
           <w:sz w:val="19"/>
           <w:szCs w:val="19"/>
         </w:rPr>
-        <w:t xml:space="preserve">Step 3</w:t>
-      </w:r>
-      <w:r>
-        <w:rPr>
-          <w:rFonts w:ascii="Avenir Next" w:hAnsi="Avenir Next" w:cs="Avenir Next" w:eastAsia="Avenir Next"/>
-          <w:color w:val="1A1A1A"/>
-          <w:sz w:val="19"/>
-          <w:szCs w:val="19"/>
-        </w:rPr>
         <w:tab/>
       </w:r>
       <w:r>
         <w:rPr>
           <w:rFonts w:ascii="Avenir Next" w:hAnsi="Avenir Next" w:cs="Avenir Next" w:eastAsia="Avenir Next"/>
           <w:color w:val="1A1A1A"/>
-          <w:sz w:val="21"/>
+          <w:sz w:val="22"/>
           <w:szCs w:val="21"/>
         </w:rPr>
         <w:t xml:space="preserve">Check: half of 76 is 38.</w:t>
@@ -2314,18 +2332,18 @@
           <w:rFonts w:ascii="Avenir Next" w:hAnsi="Avenir Next" w:cs="Avenir Next" w:eastAsia="Avenir Next"/>
           <w:b/>
           <w:color w:val="1A1A1A"/>
+          <w:sz w:val="22"/>
+          <w:szCs w:val="21"/>
+        </w:rPr>
+        <w:t xml:space="preserve">Answer</w:t>
+      </w:r>
+      <w:r>
+        <w:rPr>
+          <w:rFonts w:ascii="Avenir Next" w:hAnsi="Avenir Next" w:cs="Avenir Next" w:eastAsia="Avenir Next"/>
+          <w:color w:val="1A1A1A"/>
           <w:sz w:val="21"/>
           <w:szCs w:val="21"/>
         </w:rPr>
-        <w:t xml:space="preserve">Answer</w:t>
-      </w:r>
-      <w:r>
-        <w:rPr>
-          <w:rFonts w:ascii="Avenir Next" w:hAnsi="Avenir Next" w:cs="Avenir Next" w:eastAsia="Avenir Next"/>
-          <w:color w:val="1A1A1A"/>
-          <w:sz w:val="21"/>
-          <w:szCs w:val="21"/>
-        </w:rPr>
         <w:tab/>
       </w:r>
       <w:r>
@@ -2333,7 +2351,7 @@
           <w:rFonts w:ascii="Avenir Next" w:hAnsi="Avenir Next" w:cs="Avenir Next" w:eastAsia="Avenir Next"/>
           <w:b/>
           <w:color w:val="1A1A1A"/>
-          <w:sz w:val="21"/>
+          <w:sz w:val="22"/>
           <w:szCs w:val="21"/>
         </w:rPr>
         <w:t xml:space="preserve">76</w:t>
@@ -2341,6 +2359,7 @@
     </w:p>
     <w:p>
       <w:pPr>
+        <w:pStyle w:val="Heading2"/>
         <w:keepNext/>
         <w:pBdr>
           <w:bottom w:val="single" w:sz="8" w:space="3" w:color="003A70"/>
@@ -2356,7 +2375,7 @@
           <w:b/>
           <w:color w:val="003A70"/>
           <w:spacing w:val="14"/>
-          <w:sz w:val="19"/>
+          <w:sz w:val="22"/>
           <w:szCs w:val="19"/>
         </w:rPr>
         <w:t xml:space="preserve">TRY IT WITH HELP</w:t>
@@ -2375,7 +2394,7 @@
           <w:rFonts w:ascii="Avenir Next" w:hAnsi="Avenir Next" w:cs="Avenir Next" w:eastAsia="Avenir Next"/>
           <w:i/>
           <w:color w:val="5A5F66"/>
-          <w:sz w:val="17"/>
+          <w:sz w:val="22"/>
           <w:szCs w:val="17"/>
         </w:rPr>
         <w:t xml:space="preserve">fill in each step</w:t>
@@ -2433,35 +2452,35 @@
           <w:rFonts w:ascii="Avenir Next" w:hAnsi="Avenir Next" w:cs="Avenir Next" w:eastAsia="Avenir Next"/>
           <w:b/>
           <w:color w:val="003A70"/>
+          <w:sz w:val="22"/>
+          <w:szCs w:val="18"/>
+        </w:rPr>
+        <w:t xml:space="preserve">Step 1</w:t>
+      </w:r>
+      <w:r>
+        <w:rPr>
+          <w:rFonts w:ascii="Avenir Next" w:hAnsi="Avenir Next" w:cs="Avenir Next" w:eastAsia="Avenir Next"/>
+          <w:color w:val="1A1A1A"/>
           <w:sz w:val="18"/>
           <w:szCs w:val="18"/>
         </w:rPr>
-        <w:t xml:space="preserve">Step 1</w:t>
-      </w:r>
-      <w:r>
-        <w:rPr>
-          <w:rFonts w:ascii="Avenir Next" w:hAnsi="Avenir Next" w:cs="Avenir Next" w:eastAsia="Avenir Next"/>
-          <w:color w:val="1A1A1A"/>
-          <w:sz w:val="18"/>
-          <w:szCs w:val="18"/>
-        </w:rPr>
         <w:tab/>
       </w:r>
       <w:r>
         <w:rPr>
           <w:rFonts w:ascii="Avenir Next" w:hAnsi="Avenir Next" w:cs="Avenir Next" w:eastAsia="Avenir Next"/>
           <w:color w:val="1A1A1A"/>
+          <w:sz w:val="22"/>
+          <w:szCs w:val="21"/>
+        </w:rPr>
+        <w:t xml:space="preserve">Half of n is </w:t>
+      </w:r>
+      <w:r>
+        <w:rPr>
+          <w:rFonts w:ascii="Avenir Next" w:hAnsi="Avenir Next" w:cs="Avenir Next" w:eastAsia="Avenir Next"/>
+          <w:color w:val="1A1A1A"/>
           <w:sz w:val="21"/>
           <w:szCs w:val="21"/>
-        </w:rPr>
-        <w:t xml:space="preserve">Half of n is </w:t>
-      </w:r>
-      <w:r>
-        <w:rPr>
-          <w:rFonts w:ascii="Avenir Next" w:hAnsi="Avenir Next" w:cs="Avenir Next" w:eastAsia="Avenir Next"/>
-          <w:color w:val="1A1A1A"/>
-          <w:sz w:val="21"/>
-          <w:szCs w:val="21"/>
           <w:u w:val="single"/>
         </w:rPr>
         <w:t xml:space="preserve">                </w:t>
@@ -2470,7 +2489,7 @@
         <w:rPr>
           <w:rFonts w:ascii="Avenir Next" w:hAnsi="Avenir Next" w:cs="Avenir Next" w:eastAsia="Avenir Next"/>
           <w:color w:val="1A1A1A"/>
-          <w:sz w:val="21"/>
+          <w:sz w:val="22"/>
           <w:szCs w:val="21"/>
         </w:rPr>
         <w:t xml:space="preserve">.</w:t>
@@ -2490,25 +2509,25 @@
           <w:rFonts w:ascii="Avenir Next" w:hAnsi="Avenir Next" w:cs="Avenir Next" w:eastAsia="Avenir Next"/>
           <w:b/>
           <w:color w:val="003A70"/>
+          <w:sz w:val="22"/>
+          <w:szCs w:val="18"/>
+        </w:rPr>
+        <w:t xml:space="preserve">Step 2</w:t>
+      </w:r>
+      <w:r>
+        <w:rPr>
+          <w:rFonts w:ascii="Avenir Next" w:hAnsi="Avenir Next" w:cs="Avenir Next" w:eastAsia="Avenir Next"/>
+          <w:color w:val="1A1A1A"/>
           <w:sz w:val="18"/>
           <w:szCs w:val="18"/>
         </w:rPr>
-        <w:t xml:space="preserve">Step 2</w:t>
-      </w:r>
-      <w:r>
-        <w:rPr>
-          <w:rFonts w:ascii="Avenir Next" w:hAnsi="Avenir Next" w:cs="Avenir Next" w:eastAsia="Avenir Next"/>
-          <w:color w:val="1A1A1A"/>
-          <w:sz w:val="18"/>
-          <w:szCs w:val="18"/>
-        </w:rPr>
         <w:tab/>
       </w:r>
       <w:r>
         <w:rPr>
           <w:rFonts w:ascii="Avenir Next" w:hAnsi="Avenir Next" w:cs="Avenir Next" w:eastAsia="Avenir Next"/>
           <w:color w:val="1A1A1A"/>
-          <w:sz w:val="21"/>
+          <w:sz w:val="22"/>
           <w:szCs w:val="21"/>
         </w:rPr>
         <w:t xml:space="preserve">27 × 2 = </w:t>
@@ -2538,35 +2557,35 @@
           <w:rFonts w:ascii="Avenir Next" w:hAnsi="Avenir Next" w:cs="Avenir Next" w:eastAsia="Avenir Next"/>
           <w:b/>
           <w:color w:val="003A70"/>
+          <w:sz w:val="22"/>
+          <w:szCs w:val="18"/>
+        </w:rPr>
+        <w:t xml:space="preserve">Step 3</w:t>
+      </w:r>
+      <w:r>
+        <w:rPr>
+          <w:rFonts w:ascii="Avenir Next" w:hAnsi="Avenir Next" w:cs="Avenir Next" w:eastAsia="Avenir Next"/>
+          <w:color w:val="1A1A1A"/>
           <w:sz w:val="18"/>
           <w:szCs w:val="18"/>
         </w:rPr>
-        <w:t xml:space="preserve">Step 3</w:t>
-      </w:r>
-      <w:r>
-        <w:rPr>
-          <w:rFonts w:ascii="Avenir Next" w:hAnsi="Avenir Next" w:cs="Avenir Next" w:eastAsia="Avenir Next"/>
-          <w:color w:val="1A1A1A"/>
-          <w:sz w:val="18"/>
-          <w:szCs w:val="18"/>
-        </w:rPr>
         <w:tab/>
       </w:r>
       <w:r>
         <w:rPr>
           <w:rFonts w:ascii="Avenir Next" w:hAnsi="Avenir Next" w:cs="Avenir Next" w:eastAsia="Avenir Next"/>
           <w:color w:val="1A1A1A"/>
+          <w:sz w:val="22"/>
+          <w:szCs w:val="21"/>
+        </w:rPr>
+        <w:t xml:space="preserve">Check: half of </w:t>
+      </w:r>
+      <w:r>
+        <w:rPr>
+          <w:rFonts w:ascii="Avenir Next" w:hAnsi="Avenir Next" w:cs="Avenir Next" w:eastAsia="Avenir Next"/>
+          <w:color w:val="1A1A1A"/>
           <w:sz w:val="21"/>
           <w:szCs w:val="21"/>
-        </w:rPr>
-        <w:t xml:space="preserve">Check: half of </w:t>
-      </w:r>
-      <w:r>
-        <w:rPr>
-          <w:rFonts w:ascii="Avenir Next" w:hAnsi="Avenir Next" w:cs="Avenir Next" w:eastAsia="Avenir Next"/>
-          <w:color w:val="1A1A1A"/>
-          <w:sz w:val="21"/>
-          <w:szCs w:val="21"/>
           <w:u w:val="single"/>
         </w:rPr>
         <w:t xml:space="preserve">                </w:t>
@@ -2575,7 +2594,7 @@
         <w:rPr>
           <w:rFonts w:ascii="Avenir Next" w:hAnsi="Avenir Next" w:cs="Avenir Next" w:eastAsia="Avenir Next"/>
           <w:color w:val="1A1A1A"/>
-          <w:sz w:val="21"/>
+          <w:sz w:val="22"/>
           <w:szCs w:val="21"/>
         </w:rPr>
         <w:t xml:space="preserve"> is 27.</w:t>
@@ -2638,35 +2657,35 @@
           <w:rFonts w:ascii="Avenir Next" w:hAnsi="Avenir Next" w:cs="Avenir Next" w:eastAsia="Avenir Next"/>
           <w:b/>
           <w:color w:val="003A70"/>
+          <w:sz w:val="22"/>
+          <w:szCs w:val="18"/>
+        </w:rPr>
+        <w:t xml:space="preserve">Step 1</w:t>
+      </w:r>
+      <w:r>
+        <w:rPr>
+          <w:rFonts w:ascii="Avenir Next" w:hAnsi="Avenir Next" w:cs="Avenir Next" w:eastAsia="Avenir Next"/>
+          <w:color w:val="1A1A1A"/>
           <w:sz w:val="18"/>
           <w:szCs w:val="18"/>
         </w:rPr>
-        <w:t xml:space="preserve">Step 1</w:t>
-      </w:r>
-      <w:r>
-        <w:rPr>
-          <w:rFonts w:ascii="Avenir Next" w:hAnsi="Avenir Next" w:cs="Avenir Next" w:eastAsia="Avenir Next"/>
-          <w:color w:val="1A1A1A"/>
-          <w:sz w:val="18"/>
-          <w:szCs w:val="18"/>
-        </w:rPr>
         <w:tab/>
       </w:r>
       <w:r>
         <w:rPr>
           <w:rFonts w:ascii="Avenir Next" w:hAnsi="Avenir Next" w:cs="Avenir Next" w:eastAsia="Avenir Next"/>
           <w:color w:val="1A1A1A"/>
+          <w:sz w:val="22"/>
+          <w:szCs w:val="21"/>
+        </w:rPr>
+        <w:t xml:space="preserve">Half of n is </w:t>
+      </w:r>
+      <w:r>
+        <w:rPr>
+          <w:rFonts w:ascii="Avenir Next" w:hAnsi="Avenir Next" w:cs="Avenir Next" w:eastAsia="Avenir Next"/>
+          <w:color w:val="1A1A1A"/>
           <w:sz w:val="21"/>
           <w:szCs w:val="21"/>
-        </w:rPr>
-        <w:t xml:space="preserve">Half of n is </w:t>
-      </w:r>
-      <w:r>
-        <w:rPr>
-          <w:rFonts w:ascii="Avenir Next" w:hAnsi="Avenir Next" w:cs="Avenir Next" w:eastAsia="Avenir Next"/>
-          <w:color w:val="1A1A1A"/>
-          <w:sz w:val="21"/>
-          <w:szCs w:val="21"/>
           <w:u w:val="single"/>
         </w:rPr>
         <w:t xml:space="preserve">                </w:t>
@@ -2675,7 +2694,7 @@
         <w:rPr>
           <w:rFonts w:ascii="Avenir Next" w:hAnsi="Avenir Next" w:cs="Avenir Next" w:eastAsia="Avenir Next"/>
           <w:color w:val="1A1A1A"/>
-          <w:sz w:val="21"/>
+          <w:sz w:val="22"/>
           <w:szCs w:val="21"/>
         </w:rPr>
         <w:t xml:space="preserve">.</w:t>
@@ -2695,25 +2714,25 @@
           <w:rFonts w:ascii="Avenir Next" w:hAnsi="Avenir Next" w:cs="Avenir Next" w:eastAsia="Avenir Next"/>
           <w:b/>
           <w:color w:val="003A70"/>
+          <w:sz w:val="22"/>
+          <w:szCs w:val="18"/>
+        </w:rPr>
+        <w:t xml:space="preserve">Step 2</w:t>
+      </w:r>
+      <w:r>
+        <w:rPr>
+          <w:rFonts w:ascii="Avenir Next" w:hAnsi="Avenir Next" w:cs="Avenir Next" w:eastAsia="Avenir Next"/>
+          <w:color w:val="1A1A1A"/>
           <w:sz w:val="18"/>
           <w:szCs w:val="18"/>
         </w:rPr>
-        <w:t xml:space="preserve">Step 2</w:t>
-      </w:r>
-      <w:r>
-        <w:rPr>
-          <w:rFonts w:ascii="Avenir Next" w:hAnsi="Avenir Next" w:cs="Avenir Next" w:eastAsia="Avenir Next"/>
-          <w:color w:val="1A1A1A"/>
-          <w:sz w:val="18"/>
-          <w:szCs w:val="18"/>
-        </w:rPr>
         <w:tab/>
       </w:r>
       <w:r>
         <w:rPr>
           <w:rFonts w:ascii="Avenir Next" w:hAnsi="Avenir Next" w:cs="Avenir Next" w:eastAsia="Avenir Next"/>
           <w:color w:val="1A1A1A"/>
-          <w:sz w:val="21"/>
+          <w:sz w:val="22"/>
           <w:szCs w:val="21"/>
         </w:rPr>
         <w:t xml:space="preserve">45 × 2 = </w:t>
@@ -2743,35 +2762,35 @@
           <w:rFonts w:ascii="Avenir Next" w:hAnsi="Avenir Next" w:cs="Avenir Next" w:eastAsia="Avenir Next"/>
           <w:b/>
           <w:color w:val="003A70"/>
+          <w:sz w:val="22"/>
+          <w:szCs w:val="18"/>
+        </w:rPr>
+        <w:t xml:space="preserve">Step 3</w:t>
+      </w:r>
+      <w:r>
+        <w:rPr>
+          <w:rFonts w:ascii="Avenir Next" w:hAnsi="Avenir Next" w:cs="Avenir Next" w:eastAsia="Avenir Next"/>
+          <w:color w:val="1A1A1A"/>
           <w:sz w:val="18"/>
           <w:szCs w:val="18"/>
         </w:rPr>
-        <w:t xml:space="preserve">Step 3</w:t>
-      </w:r>
-      <w:r>
-        <w:rPr>
-          <w:rFonts w:ascii="Avenir Next" w:hAnsi="Avenir Next" w:cs="Avenir Next" w:eastAsia="Avenir Next"/>
-          <w:color w:val="1A1A1A"/>
-          <w:sz w:val="18"/>
-          <w:szCs w:val="18"/>
-        </w:rPr>
         <w:tab/>
       </w:r>
       <w:r>
         <w:rPr>
           <w:rFonts w:ascii="Avenir Next" w:hAnsi="Avenir Next" w:cs="Avenir Next" w:eastAsia="Avenir Next"/>
           <w:color w:val="1A1A1A"/>
+          <w:sz w:val="22"/>
+          <w:szCs w:val="21"/>
+        </w:rPr>
+        <w:t xml:space="preserve">Check: half of </w:t>
+      </w:r>
+      <w:r>
+        <w:rPr>
+          <w:rFonts w:ascii="Avenir Next" w:hAnsi="Avenir Next" w:cs="Avenir Next" w:eastAsia="Avenir Next"/>
+          <w:color w:val="1A1A1A"/>
           <w:sz w:val="21"/>
           <w:szCs w:val="21"/>
-        </w:rPr>
-        <w:t xml:space="preserve">Check: half of </w:t>
-      </w:r>
-      <w:r>
-        <w:rPr>
-          <w:rFonts w:ascii="Avenir Next" w:hAnsi="Avenir Next" w:cs="Avenir Next" w:eastAsia="Avenir Next"/>
-          <w:color w:val="1A1A1A"/>
-          <w:sz w:val="21"/>
-          <w:szCs w:val="21"/>
           <w:u w:val="single"/>
         </w:rPr>
         <w:t xml:space="preserve">                </w:t>
@@ -2780,7 +2799,7 @@
         <w:rPr>
           <w:rFonts w:ascii="Avenir Next" w:hAnsi="Avenir Next" w:cs="Avenir Next" w:eastAsia="Avenir Next"/>
           <w:color w:val="1A1A1A"/>
-          <w:sz w:val="21"/>
+          <w:sz w:val="22"/>
           <w:szCs w:val="21"/>
         </w:rPr>
         <w:t xml:space="preserve"> is 45.</w:t>
@@ -2793,6 +2812,7 @@
     </w:p>
     <w:p>
       <w:pPr>
+        <w:pStyle w:val="Heading2"/>
         <w:keepNext/>
         <w:pBdr>
           <w:bottom w:val="single" w:sz="8" w:space="3" w:color="003A70"/>
@@ -2808,7 +2828,7 @@
           <w:b/>
           <w:color w:val="003A70"/>
           <w:spacing w:val="14"/>
-          <w:sz w:val="19"/>
+          <w:sz w:val="22"/>
           <w:szCs w:val="19"/>
         </w:rPr>
         <w:t xml:space="preserve">YOUR TURN</w:t>
@@ -2827,7 +2847,7 @@
           <w:rFonts w:ascii="Avenir Next" w:hAnsi="Avenir Next" w:cs="Avenir Next" w:eastAsia="Avenir Next"/>
           <w:i/>
           <w:color w:val="5A5F66"/>
-          <w:sz w:val="17"/>
+          <w:sz w:val="22"/>
           <w:szCs w:val="17"/>
         </w:rPr>
         <w:t xml:space="preserve">use the steps on your own</w:t>
@@ -2998,7 +3018,7 @@
                       <w:szCs w:val="22"/>
                       <w:u w:val="single"/>
                     </w:rPr>
-                    <w:t xml:space="preserve">      </w:t>
+                    <w:t xml:space="preserve">          </w:t>
                   </w:r>
                 </w:p>
               </w:tc>
@@ -3060,7 +3080,7 @@
                       <w:szCs w:val="22"/>
                       <w:u w:val="single"/>
                     </w:rPr>
-                    <w:t xml:space="preserve">      </w:t>
+                    <w:t xml:space="preserve">          </w:t>
                   </w:r>
                 </w:p>
               </w:tc>
@@ -3128,7 +3148,7 @@
                       <w:szCs w:val="22"/>
                       <w:u w:val="single"/>
                     </w:rPr>
-                    <w:t xml:space="preserve">      </w:t>
+                    <w:t xml:space="preserve">          </w:t>
                   </w:r>
                 </w:p>
               </w:tc>
@@ -3190,7 +3210,7 @@
                       <w:szCs w:val="22"/>
                       <w:u w:val="single"/>
                     </w:rPr>
-                    <w:t xml:space="preserve">      </w:t>
+                    <w:t xml:space="preserve">          </w:t>
                   </w:r>
                 </w:p>
               </w:tc>
@@ -3211,6 +3231,7 @@
     </w:p>
     <w:p>
       <w:pPr>
+        <w:pStyle w:val="Heading2"/>
         <w:keepNext/>
         <w:pBdr>
           <w:bottom w:val="single" w:sz="8" w:space="3" w:color="003A70"/>
@@ -3226,7 +3247,7 @@
           <w:b/>
           <w:color w:val="003A70"/>
           <w:spacing w:val="14"/>
-          <w:sz w:val="19"/>
+          <w:sz w:val="22"/>
           <w:szCs w:val="19"/>
         </w:rPr>
         <w:t xml:space="preserve">READY CHECK</w:t>
@@ -3245,7 +3266,7 @@
           <w:rFonts w:ascii="Avenir Next" w:hAnsi="Avenir Next" w:cs="Avenir Next" w:eastAsia="Avenir Next"/>
           <w:i/>
           <w:color w:val="5A5F66"/>
-          <w:sz w:val="17"/>
+          <w:sz w:val="22"/>
           <w:szCs w:val="17"/>
         </w:rPr>
         <w:t xml:space="preserve">a problem like the one in today’s lesson</w:t>
@@ -3377,7 +3398,7 @@
                       <w:rFonts w:ascii="Avenir Next" w:hAnsi="Avenir Next" w:cs="Avenir Next" w:eastAsia="Avenir Next"/>
                       <w:b/>
                       <w:color w:val="003A70"/>
-                      <w:sz w:val="21"/>
+                      <w:sz w:val="22"/>
                       <w:szCs w:val="21"/>
                     </w:rPr>
                     <w:t xml:space="preserve">A</w:t>
@@ -3395,7 +3416,7 @@
                     <w:rPr>
                       <w:rFonts w:ascii="Avenir Next" w:hAnsi="Avenir Next" w:cs="Avenir Next" w:eastAsia="Avenir Next"/>
                       <w:color w:val="1A1A1A"/>
-                      <w:sz w:val="21"/>
+                      <w:sz w:val="22"/>
                       <w:szCs w:val="21"/>
                     </w:rPr>
                     <w:t xml:space="preserve">126</w:t>
@@ -3420,7 +3441,7 @@
                       <w:rFonts w:ascii="Avenir Next" w:hAnsi="Avenir Next" w:cs="Avenir Next" w:eastAsia="Avenir Next"/>
                       <w:b/>
                       <w:color w:val="003A70"/>
-                      <w:sz w:val="21"/>
+                      <w:sz w:val="22"/>
                       <w:szCs w:val="21"/>
                     </w:rPr>
                     <w:t xml:space="preserve">B</w:t>
@@ -3438,7 +3459,7 @@
                     <w:rPr>
                       <w:rFonts w:ascii="Avenir Next" w:hAnsi="Avenir Next" w:cs="Avenir Next" w:eastAsia="Avenir Next"/>
                       <w:color w:val="1A1A1A"/>
-                      <w:sz w:val="21"/>
+                      <w:sz w:val="22"/>
                       <w:szCs w:val="21"/>
                     </w:rPr>
                     <w:t xml:space="preserve">31.5</w:t>
@@ -3463,7 +3484,7 @@
                       <w:rFonts w:ascii="Avenir Next" w:hAnsi="Avenir Next" w:cs="Avenir Next" w:eastAsia="Avenir Next"/>
                       <w:b/>
                       <w:color w:val="003A70"/>
-                      <w:sz w:val="21"/>
+                      <w:sz w:val="22"/>
                       <w:szCs w:val="21"/>
                     </w:rPr>
                     <w:t xml:space="preserve">C</w:t>
@@ -3481,7 +3502,7 @@
                     <w:rPr>
                       <w:rFonts w:ascii="Avenir Next" w:hAnsi="Avenir Next" w:cs="Avenir Next" w:eastAsia="Avenir Next"/>
                       <w:color w:val="1A1A1A"/>
-                      <w:sz w:val="21"/>
+                      <w:sz w:val="22"/>
                       <w:szCs w:val="21"/>
                     </w:rPr>
                     <w:t xml:space="preserve">63</w:t>
@@ -3506,7 +3527,7 @@
                       <w:rFonts w:ascii="Avenir Next" w:hAnsi="Avenir Next" w:cs="Avenir Next" w:eastAsia="Avenir Next"/>
                       <w:b/>
                       <w:color w:val="003A70"/>
-                      <w:sz w:val="21"/>
+                      <w:sz w:val="22"/>
                       <w:szCs w:val="21"/>
                     </w:rPr>
                     <w:t xml:space="preserve">D</w:t>
@@ -3524,7 +3545,7 @@
                     <w:rPr>
                       <w:rFonts w:ascii="Avenir Next" w:hAnsi="Avenir Next" w:cs="Avenir Next" w:eastAsia="Avenir Next"/>
                       <w:color w:val="1A1A1A"/>
-                      <w:sz w:val="21"/>
+                      <w:sz w:val="22"/>
                       <w:szCs w:val="21"/>
                     </w:rPr>
                     <w:t xml:space="preserve">189</w:t>
@@ -3573,19 +3594,42 @@
         <w:tblLook w:val="0000" w:firstRow="0" w:lastRow="0" w:firstColumn="0" w:lastColumn="0" w:noHBand="1" w:noVBand="1"/>
       </w:tblPr>
       <w:tblGrid>
-        <w:gridCol w:w="2000"/>
-        <w:gridCol w:w="2300"/>
-        <w:gridCol w:w="2100"/>
-        <w:gridCol w:w="3104"/>
+        <w:gridCol w:w="1750"/>
+        <w:gridCol w:w="2500"/>
+        <w:gridCol w:w="2200"/>
+        <w:gridCol w:w="3054"/>
       </w:tblGrid>
       <w:tr>
         <w:trPr>
           <w:cantSplit/>
-          <w:trHeight w:val="320" w:hRule="atLeast"/>
+          <w:trHeight w:val="300" w:hRule="atLeast"/>
         </w:trPr>
         <w:tc>
           <w:tcPr>
-            <w:tcW w:w="2000" w:type="dxa"/>
+            <w:tcW w:w="1750" w:type="dxa"/>
+            <w:vAlign w:val="center"/>
+          </w:tcPr>
+          <w:p>
+            <w:pPr>
+              <w:pStyle w:val="Heading2"/>
+              <w:spacing w:before="0" w:after="0" w:line="240" w:lineRule="auto"/>
+            </w:pPr>
+            <w:r>
+              <w:rPr>
+                <w:rFonts w:ascii="Avenir Next" w:hAnsi="Avenir Next" w:cs="Avenir Next" w:eastAsia="Avenir Next"/>
+                <w:b/>
+                <w:color w:val="003A70"/>
+                <w:spacing w:val="12"/>
+                <w:sz w:val="15"/>
+                <w:szCs w:val="15"/>
+              </w:rPr>
+              <w:t xml:space="preserve">CHECK YOURSELF</w:t>
+            </w:r>
+          </w:p>
+        </w:tc>
+        <w:tc>
+          <w:tcPr>
+            <w:tcW w:w="2500" w:type="dxa"/>
             <w:vAlign w:val="center"/>
           </w:tcPr>
           <w:p>
@@ -3594,20 +3638,27 @@
             </w:pPr>
             <w:r>
               <w:rPr>
-                <w:rFonts w:ascii="Avenir Next" w:hAnsi="Avenir Next" w:cs="Avenir Next" w:eastAsia="Avenir Next"/>
-                <w:b/>
-                <w:color w:val="003A70"/>
-                <w:spacing w:val="12"/>
-                <w:sz w:val="15"/>
-                <w:szCs w:val="15"/>
-              </w:rPr>
-              <w:t xml:space="preserve">CHECK YOURSELF</w:t>
+                <w:rFonts w:ascii="Arial" w:hAnsi="Arial" w:cs="Arial" w:eastAsia="Arial"/>
+                <w:color w:val="1A1A1A"/>
+                <w:sz w:val="20"/>
+                <w:szCs w:val="20"/>
+              </w:rPr>
+              <w:t xml:space="preserve">□</w:t>
+            </w:r>
+            <w:r>
+              <w:rPr>
+                <w:rFonts w:ascii="Avenir Next" w:hAnsi="Avenir Next" w:cs="Avenir Next" w:eastAsia="Avenir Next"/>
+                <w:color w:val="1A1A1A"/>
+                <w:sz w:val="17"/>
+                <w:szCs w:val="17"/>
+              </w:rPr>
+              <w:t xml:space="preserve">  I can do this on my own</w:t>
             </w:r>
           </w:p>
         </w:tc>
         <w:tc>
           <w:tcPr>
-            <w:tcW w:w="2300" w:type="dxa"/>
+            <w:tcW w:w="2200" w:type="dxa"/>
             <w:vAlign w:val="center"/>
           </w:tcPr>
           <w:p>
@@ -3618,8 +3669,8 @@
               <w:rPr>
                 <w:rFonts w:ascii="Arial" w:hAnsi="Arial" w:cs="Arial" w:eastAsia="Arial"/>
                 <w:color w:val="1A1A1A"/>
-                <w:sz w:val="24"/>
-                <w:szCs w:val="24"/>
+                <w:sz w:val="20"/>
+                <w:szCs w:val="20"/>
               </w:rPr>
               <w:t xml:space="preserve">□</w:t>
             </w:r>
@@ -3630,13 +3681,13 @@
                 <w:sz w:val="17"/>
                 <w:szCs w:val="17"/>
               </w:rPr>
-              <w:t xml:space="preserve">  I can do this on my own</w:t>
+              <w:t xml:space="preserve">  I need a little help</w:t>
             </w:r>
           </w:p>
         </w:tc>
         <w:tc>
           <w:tcPr>
-            <w:tcW w:w="2100" w:type="dxa"/>
+            <w:tcW w:w="3054" w:type="dxa"/>
             <w:vAlign w:val="center"/>
           </w:tcPr>
           <w:p>
@@ -3647,37 +3698,8 @@
               <w:rPr>
                 <w:rFonts w:ascii="Arial" w:hAnsi="Arial" w:cs="Arial" w:eastAsia="Arial"/>
                 <w:color w:val="1A1A1A"/>
-                <w:sz w:val="24"/>
-                <w:szCs w:val="24"/>
-              </w:rPr>
-              <w:t xml:space="preserve">□</w:t>
-            </w:r>
-            <w:r>
-              <w:rPr>
-                <w:rFonts w:ascii="Avenir Next" w:hAnsi="Avenir Next" w:cs="Avenir Next" w:eastAsia="Avenir Next"/>
-                <w:color w:val="1A1A1A"/>
-                <w:sz w:val="17"/>
-                <w:szCs w:val="17"/>
-              </w:rPr>
-              <w:t xml:space="preserve">  I need a little help</w:t>
-            </w:r>
-          </w:p>
-        </w:tc>
-        <w:tc>
-          <w:tcPr>
-            <w:tcW w:w="3104" w:type="dxa"/>
-            <w:vAlign w:val="center"/>
-          </w:tcPr>
-          <w:p>
-            <w:pPr>
-              <w:spacing w:before="0" w:after="0" w:line="240" w:lineRule="auto"/>
-            </w:pPr>
-            <w:r>
-              <w:rPr>
-                <w:rFonts w:ascii="Arial" w:hAnsi="Arial" w:cs="Arial" w:eastAsia="Arial"/>
-                <w:color w:val="1A1A1A"/>
-                <w:sz w:val="24"/>
-                <w:szCs w:val="24"/>
+                <w:sz w:val="20"/>
+                <w:szCs w:val="20"/>
               </w:rPr>
               <w:t xml:space="preserve">□</w:t>
             </w:r>
@@ -3712,7 +3734,7 @@
     <w:sectPr>
       <w:footerReference w:type="default" r:id="rIdFooter1"/>
       <w:pgSz w:w="12240" w:h="15840"/>
-      <w:pgMar w:top="893" w:right="1224" w:bottom="835" w:left="1512" w:header="432" w:footer="432" w:gutter="0"/>
+      <w:pgMar w:top="780" w:right="1224" w:bottom="760" w:left="1512" w:header="432" w:footer="432" w:gutter="0"/>
       <w:cols w:space="720"/>
     </w:sectPr>
   </w:body>
@@ -3792,7 +3814,106 @@
               <w:sz w:val="15"/>
               <w:szCs w:val="15"/>
             </w:rPr>
-            <w:t xml:space="preserve">Lesson 5-2  ·  Session 2  ·  Prerequisite Practice A</w:t>
+            <w:t xml:space="preserve">5-2 · Page </w:t>
+          </w:r>
+          <w:r>
+            <w:rPr>
+              <w:rFonts w:ascii="Avenir Next" w:hAnsi="Avenir Next" w:cs="Avenir Next" w:eastAsia="Avenir Next"/>
+              <w:color w:val="5A5F66"/>
+              <w:sz w:val="15"/>
+              <w:szCs w:val="15"/>
+            </w:rPr>
+            <w:fldChar w:fldCharType="begin"/>
+          </w:r>
+          <w:r>
+            <w:rPr>
+              <w:rFonts w:ascii="Avenir Next" w:hAnsi="Avenir Next" w:cs="Avenir Next" w:eastAsia="Avenir Next"/>
+              <w:color w:val="5A5F66"/>
+              <w:sz w:val="15"/>
+              <w:szCs w:val="15"/>
+            </w:rPr>
+            <w:instrText xml:space="preserve"> PAGE </w:instrText>
+          </w:r>
+          <w:r>
+            <w:rPr>
+              <w:rFonts w:ascii="Avenir Next" w:hAnsi="Avenir Next" w:cs="Avenir Next" w:eastAsia="Avenir Next"/>
+              <w:color w:val="5A5F66"/>
+              <w:sz w:val="15"/>
+              <w:szCs w:val="15"/>
+            </w:rPr>
+            <w:fldChar w:fldCharType="separate"/>
+          </w:r>
+          <w:r>
+            <w:rPr>
+              <w:rFonts w:ascii="Avenir Next" w:hAnsi="Avenir Next" w:cs="Avenir Next" w:eastAsia="Avenir Next"/>
+              <w:color w:val="5A5F66"/>
+              <w:sz w:val="15"/>
+              <w:szCs w:val="15"/>
+            </w:rPr>
+            <w:t xml:space="preserve">1</w:t>
+          </w:r>
+          <w:r>
+            <w:rPr>
+              <w:rFonts w:ascii="Avenir Next" w:hAnsi="Avenir Next" w:cs="Avenir Next" w:eastAsia="Avenir Next"/>
+              <w:color w:val="5A5F66"/>
+              <w:sz w:val="15"/>
+              <w:szCs w:val="15"/>
+            </w:rPr>
+            <w:fldChar w:fldCharType="end"/>
+          </w:r>
+          <w:r>
+            <w:rPr>
+              <w:rFonts w:ascii="Avenir Next" w:hAnsi="Avenir Next" w:cs="Avenir Next" w:eastAsia="Avenir Next"/>
+              <w:color w:val="5A5F66"/>
+              <w:sz w:val="15"/>
+              <w:szCs w:val="15"/>
+            </w:rPr>
+            <w:t xml:space="preserve"> of </w:t>
+          </w:r>
+          <w:r>
+            <w:rPr>
+              <w:rFonts w:ascii="Avenir Next" w:hAnsi="Avenir Next" w:cs="Avenir Next" w:eastAsia="Avenir Next"/>
+              <w:color w:val="5A5F66"/>
+              <w:sz w:val="15"/>
+              <w:szCs w:val="15"/>
+            </w:rPr>
+            <w:fldChar w:fldCharType="begin"/>
+          </w:r>
+          <w:r>
+            <w:rPr>
+              <w:rFonts w:ascii="Avenir Next" w:hAnsi="Avenir Next" w:cs="Avenir Next" w:eastAsia="Avenir Next"/>
+              <w:color w:val="5A5F66"/>
+              <w:sz w:val="15"/>
+              <w:szCs w:val="15"/>
+            </w:rPr>
+            <w:instrText xml:space="preserve"> NUMPAGES </w:instrText>
+          </w:r>
+          <w:r>
+            <w:rPr>
+              <w:rFonts w:ascii="Avenir Next" w:hAnsi="Avenir Next" w:cs="Avenir Next" w:eastAsia="Avenir Next"/>
+              <w:color w:val="5A5F66"/>
+              <w:sz w:val="15"/>
+              <w:szCs w:val="15"/>
+            </w:rPr>
+            <w:fldChar w:fldCharType="separate"/>
+          </w:r>
+          <w:r>
+            <w:rPr>
+              <w:rFonts w:ascii="Avenir Next" w:hAnsi="Avenir Next" w:cs="Avenir Next" w:eastAsia="Avenir Next"/>
+              <w:color w:val="5A5F66"/>
+              <w:sz w:val="15"/>
+              <w:szCs w:val="15"/>
+            </w:rPr>
+            <w:t xml:space="preserve">1</w:t>
+          </w:r>
+          <w:r>
+            <w:rPr>
+              <w:rFonts w:ascii="Avenir Next" w:hAnsi="Avenir Next" w:cs="Avenir Next" w:eastAsia="Avenir Next"/>
+              <w:color w:val="5A5F66"/>
+              <w:sz w:val="15"/>
+              <w:szCs w:val="15"/>
+            </w:rPr>
+            <w:fldChar w:fldCharType="end"/>
           </w:r>
         </w:p>
       </w:tc>
@@ -3835,5 +3956,23 @@
       </w:tblCellMar>
     </w:tblPr>
   </w:style>
+  <w:style w:type="paragraph" w:styleId="Heading1">
+    <w:name w:val="heading 1"/>
+    <w:basedOn w:val="Normal"/>
+    <w:pPr>
+      <w:outlineLvl w:val="0"/>
+      <w:keepNext w:val="0"/>
+      <w:keepLines w:val="0"/>
+    </w:pPr>
+  </w:style>
+  <w:style w:type="paragraph" w:styleId="Heading2">
+    <w:name w:val="heading 2"/>
+    <w:basedOn w:val="Normal"/>
+    <w:pPr>
+      <w:outlineLvl w:val="1"/>
+      <w:keepNext w:val="0"/>
+      <w:keepLines w:val="0"/>
+    </w:pPr>
+  </w:style>
 </w:styles>
 </file>